--- a/public/assets/files/niestacjonarne/PRI.docx
+++ b/public/assets/files/niestacjonarne/PRI.docx
@@ -523,6 +523,7 @@
                 <w:i w:val="0"/>
                 <w:sz w:val="22"/>
               </w:rPr>
+              <w:t>I</w:t>
             </w:r>
           </w:p>
         </w:tc>
@@ -560,6 +561,7 @@
                 <w:i w:val="0"/>
                 <w:sz w:val="22"/>
               </w:rPr>
+              <w:t>obligatoryjny</w:t>
             </w:r>
           </w:p>
         </w:tc>

--- a/public/assets/files/niestacjonarne/PRI.docx
+++ b/public/assets/files/niestacjonarne/PRI.docx
@@ -681,12 +681,22 @@
         <w:tblW w:w="5000" w:type="pct"/>
       </w:tblPr>
       <w:tblGrid>
-        <w:gridCol w:w="9972"/>
+        <w:gridCol w:w="997"/>
+        <w:gridCol w:w="997"/>
+        <w:gridCol w:w="997"/>
+        <w:gridCol w:w="997"/>
+        <w:gridCol w:w="997"/>
+        <w:gridCol w:w="997"/>
+        <w:gridCol w:w="997"/>
+        <w:gridCol w:w="997"/>
+        <w:gridCol w:w="997"/>
+        <w:gridCol w:w="997"/>
       </w:tblGrid>
       <w:tr>
         <w:tc>
           <w:tcPr>
-            <w:tcW w:type="dxa" w:w="9972"/>
+            <w:tcW w:type="dxa" w:w="9970"/>
+            <w:gridSpan w:val="10"/>
             <w:shd w:val="clear" w:color="auto" w:fill="D9D9D9"/>
           </w:tcPr>
           <w:p>
@@ -705,31 +715,34 @@
           </w:p>
         </w:tc>
       </w:tr>
-    </w:tbl>
-    <w:tbl>
-      <w:tblPr>
-        <w:tblW w:type="auto" w:w="0"/>
-        <w:tblLook w:firstColumn="1" w:firstRow="1" w:lastColumn="0" w:lastRow="0" w:noHBand="0" w:noVBand="1" w:val="04A0"/>
-        <w:tblBorders>
-          <w:top w:val="single" w:sz="4" w:space="0" w:color="000000"/>
-          <w:left w:val="single" w:sz="4" w:space="0" w:color="000000"/>
-          <w:bottom w:val="single" w:sz="4" w:space="0" w:color="000000"/>
-          <w:right w:val="single" w:sz="4" w:space="0" w:color="000000"/>
-          <w:insideH w:val="single" w:sz="4" w:space="0" w:color="000000"/>
-          <w:insideV w:val="single" w:sz="4" w:space="0" w:color="000000"/>
-        </w:tblBorders>
-        <w:tblW w:w="5000" w:type="pct"/>
-      </w:tblPr>
-      <w:tblGrid>
-        <w:gridCol w:w="2493"/>
-        <w:gridCol w:w="2493"/>
-        <w:gridCol w:w="2493"/>
-        <w:gridCol w:w="2493"/>
-      </w:tblGrid>
       <w:tr>
         <w:tc>
           <w:tcPr>
-            <w:tcW w:type="dxa" w:w="2493"/>
+            <w:tcW w:type="dxa" w:w="9970"/>
+            <w:gridSpan w:val="10"/>
+            <w:shd w:val="clear" w:color="auto" w:fill="D9D9D9"/>
+          </w:tcPr>
+          <w:p>
+            <w:pPr>
+              <w:spacing w:before="20" w:after="20"/>
+            </w:pPr>
+            <w:r>
+              <w:rPr>
+                <w:rFonts w:ascii="Aptos" w:hAnsi="Aptos"/>
+                <w:b w:val="0"/>
+                <w:i w:val="0"/>
+                <w:sz w:val="16"/>
+              </w:rPr>
+              <w:t>Wymiar godzinowy (liczba godzin w semestrze)</w:t>
+            </w:r>
+          </w:p>
+        </w:tc>
+      </w:tr>
+      <w:tr>
+        <w:tc>
+          <w:tcPr>
+            <w:tcW w:type="dxa" w:w="1994"/>
+            <w:gridSpan w:val="2"/>
             <w:shd w:val="clear" w:color="auto" w:fill="D9D9D9"/>
           </w:tcPr>
           <w:p>
@@ -749,7 +762,8 @@
         </w:tc>
         <w:tc>
           <w:tcPr>
-            <w:tcW w:type="dxa" w:w="2493"/>
+            <w:tcW w:type="dxa" w:w="2991"/>
+            <w:gridSpan w:val="3"/>
             <w:shd w:val="clear" w:color="auto" w:fill="D9D9D9"/>
           </w:tcPr>
           <w:p>
@@ -769,7 +783,8 @@
         </w:tc>
         <w:tc>
           <w:tcPr>
-            <w:tcW w:type="dxa" w:w="2493"/>
+            <w:tcW w:type="dxa" w:w="2991"/>
+            <w:gridSpan w:val="3"/>
             <w:shd w:val="clear" w:color="auto" w:fill="D9D9D9"/>
           </w:tcPr>
           <w:p>
@@ -789,7 +804,8 @@
         </w:tc>
         <w:tc>
           <w:tcPr>
-            <w:tcW w:type="dxa" w:w="2493"/>
+            <w:tcW w:type="dxa" w:w="1994"/>
+            <w:gridSpan w:val="2"/>
             <w:shd w:val="clear" w:color="auto" w:fill="D9D9D9"/>
           </w:tcPr>
           <w:p>
@@ -811,7 +827,8 @@
       <w:tr>
         <w:tc>
           <w:tcPr>
-            <w:tcW w:type="dxa" w:w="2493"/>
+            <w:tcW w:type="dxa" w:w="1994"/>
+            <w:gridSpan w:val="2"/>
           </w:tcPr>
           <w:p>
             <w:pPr>
@@ -830,7 +847,8 @@
         </w:tc>
         <w:tc>
           <w:tcPr>
-            <w:tcW w:type="dxa" w:w="2493"/>
+            <w:tcW w:type="dxa" w:w="2991"/>
+            <w:gridSpan w:val="3"/>
           </w:tcPr>
           <w:p>
             <w:pPr>
@@ -849,7 +867,8 @@
         </w:tc>
         <w:tc>
           <w:tcPr>
-            <w:tcW w:type="dxa" w:w="2493"/>
+            <w:tcW w:type="dxa" w:w="2991"/>
+            <w:gridSpan w:val="3"/>
           </w:tcPr>
           <w:p>
             <w:pPr>
@@ -868,7 +887,8 @@
         </w:tc>
         <w:tc>
           <w:tcPr>
-            <w:tcW w:type="dxa" w:w="2493"/>
+            <w:tcW w:type="dxa" w:w="1994"/>
+            <w:gridSpan w:val="2"/>
           </w:tcPr>
           <w:p>
             <w:pPr>
@@ -886,30 +906,34 @@
           </w:p>
         </w:tc>
       </w:tr>
-    </w:tbl>
-    <w:tbl>
-      <w:tblPr>
-        <w:tblW w:type="auto" w:w="0"/>
-        <w:tblLook w:firstColumn="1" w:firstRow="1" w:lastColumn="0" w:lastRow="0" w:noHBand="0" w:noVBand="1" w:val="04A0"/>
-        <w:tblBorders>
-          <w:top w:val="single" w:sz="4" w:space="0" w:color="000000"/>
-          <w:left w:val="single" w:sz="4" w:space="0" w:color="000000"/>
-          <w:bottom w:val="single" w:sz="4" w:space="0" w:color="000000"/>
-          <w:right w:val="single" w:sz="4" w:space="0" w:color="000000"/>
-          <w:insideH w:val="single" w:sz="4" w:space="0" w:color="000000"/>
-          <w:insideV w:val="single" w:sz="4" w:space="0" w:color="000000"/>
-        </w:tblBorders>
-        <w:tblW w:w="5000" w:type="pct"/>
-      </w:tblPr>
-      <w:tblGrid>
-        <w:gridCol w:w="3324"/>
-        <w:gridCol w:w="3324"/>
-        <w:gridCol w:w="3324"/>
-      </w:tblGrid>
       <w:tr>
         <w:tc>
           <w:tcPr>
-            <w:tcW w:type="dxa" w:w="3324"/>
+            <w:tcW w:type="dxa" w:w="9970"/>
+            <w:gridSpan w:val="10"/>
+            <w:shd w:val="clear" w:color="auto" w:fill="D9D9D9"/>
+          </w:tcPr>
+          <w:p>
+            <w:pPr>
+              <w:spacing w:before="20" w:after="20"/>
+            </w:pPr>
+            <w:r>
+              <w:rPr>
+                <w:rFonts w:ascii="Aptos" w:hAnsi="Aptos"/>
+                <w:b/>
+                <w:i w:val="0"/>
+                <w:sz w:val="22"/>
+              </w:rPr>
+              <w:t>Bilans ECTS</w:t>
+            </w:r>
+          </w:p>
+        </w:tc>
+      </w:tr>
+      <w:tr>
+        <w:tc>
+          <w:tcPr>
+            <w:tcW w:type="dxa" w:w="4985"/>
+            <w:gridSpan w:val="5"/>
             <w:shd w:val="clear" w:color="auto" w:fill="D9D9D9"/>
           </w:tcPr>
           <w:p>
@@ -929,7 +953,8 @@
         </w:tc>
         <w:tc>
           <w:tcPr>
-            <w:tcW w:type="dxa" w:w="3324"/>
+            <w:tcW w:type="dxa" w:w="2991"/>
+            <w:gridSpan w:val="3"/>
             <w:shd w:val="clear" w:color="auto" w:fill="D9D9D9"/>
           </w:tcPr>
           <w:p>
@@ -949,7 +974,8 @@
         </w:tc>
         <w:tc>
           <w:tcPr>
-            <w:tcW w:type="dxa" w:w="3324"/>
+            <w:tcW w:type="dxa" w:w="1994"/>
+            <w:gridSpan w:val="2"/>
             <w:shd w:val="clear" w:color="auto" w:fill="D9D9D9"/>
           </w:tcPr>
           <w:p>
@@ -971,7 +997,8 @@
       <w:tr>
         <w:tc>
           <w:tcPr>
-            <w:tcW w:type="dxa" w:w="3324"/>
+            <w:tcW w:type="dxa" w:w="4985"/>
+            <w:gridSpan w:val="5"/>
           </w:tcPr>
           <w:p>
             <w:pPr>
@@ -990,7 +1017,8 @@
         </w:tc>
         <w:tc>
           <w:tcPr>
-            <w:tcW w:type="dxa" w:w="3324"/>
+            <w:tcW w:type="dxa" w:w="2991"/>
+            <w:gridSpan w:val="3"/>
           </w:tcPr>
           <w:p>
             <w:pPr>
@@ -1009,7 +1037,8 @@
         </w:tc>
         <w:tc>
           <w:tcPr>
-            <w:tcW w:type="dxa" w:w="3324"/>
+            <w:tcW w:type="dxa" w:w="1994"/>
+            <w:gridSpan w:val="2"/>
           </w:tcPr>
           <w:p>
             <w:pPr>
@@ -1030,7 +1059,8 @@
       <w:tr>
         <w:tc>
           <w:tcPr>
-            <w:tcW w:type="dxa" w:w="3324"/>
+            <w:tcW w:type="dxa" w:w="4985"/>
+            <w:gridSpan w:val="5"/>
           </w:tcPr>
           <w:p>
             <w:pPr>
@@ -1049,7 +1079,8 @@
         </w:tc>
         <w:tc>
           <w:tcPr>
-            <w:tcW w:type="dxa" w:w="3324"/>
+            <w:tcW w:type="dxa" w:w="2991"/>
+            <w:gridSpan w:val="3"/>
           </w:tcPr>
           <w:p>
             <w:pPr>
@@ -1068,7 +1099,8 @@
         </w:tc>
         <w:tc>
           <w:tcPr>
-            <w:tcW w:type="dxa" w:w="3324"/>
+            <w:tcW w:type="dxa" w:w="1994"/>
+            <w:gridSpan w:val="2"/>
           </w:tcPr>
           <w:p>
             <w:pPr>
@@ -1089,7 +1121,29 @@
       <w:tr>
         <w:tc>
           <w:tcPr>
-            <w:tcW w:type="dxa" w:w="3324"/>
+            <w:tcW w:type="dxa" w:w="4985"/>
+            <w:gridSpan w:val="5"/>
+            <w:shd w:val="clear" w:color="auto" w:fill="D9D9D9"/>
+          </w:tcPr>
+          <w:p>
+            <w:pPr>
+              <w:spacing w:before="20" w:after="20"/>
+            </w:pPr>
+            <w:r>
+              <w:rPr>
+                <w:rFonts w:ascii="Aptos" w:hAnsi="Aptos"/>
+                <w:b/>
+                <w:i w:val="0"/>
+                <w:sz w:val="16"/>
+              </w:rPr>
+              <w:t>Opis samodzielnej pracy studenta</w:t>
+            </w:r>
+          </w:p>
+        </w:tc>
+        <w:tc>
+          <w:tcPr>
+            <w:tcW w:type="dxa" w:w="4985"/>
+            <w:gridSpan w:val="5"/>
           </w:tcPr>
           <w:p>
             <w:pPr>
@@ -1102,45 +1156,6 @@
                 <w:i w:val="0"/>
                 <w:sz w:val="22"/>
               </w:rPr>
-              <w:t>Suma</w:t>
-            </w:r>
-          </w:p>
-        </w:tc>
-        <w:tc>
-          <w:tcPr>
-            <w:tcW w:type="dxa" w:w="3324"/>
-          </w:tcPr>
-          <w:p>
-            <w:pPr>
-              <w:spacing w:before="20" w:after="20"/>
-            </w:pPr>
-            <w:r>
-              <w:rPr>
-                <w:rFonts w:ascii="Aptos" w:hAnsi="Aptos"/>
-                <w:b w:val="0"/>
-                <w:i w:val="0"/>
-                <w:sz w:val="22"/>
-              </w:rPr>
-              <w:t>150</w:t>
-            </w:r>
-          </w:p>
-        </w:tc>
-        <w:tc>
-          <w:tcPr>
-            <w:tcW w:type="dxa" w:w="3324"/>
-          </w:tcPr>
-          <w:p>
-            <w:pPr>
-              <w:spacing w:before="20" w:after="20"/>
-            </w:pPr>
-            <w:r>
-              <w:rPr>
-                <w:rFonts w:ascii="Aptos" w:hAnsi="Aptos"/>
-                <w:b w:val="0"/>
-                <w:i w:val="0"/>
-                <w:sz w:val="22"/>
-              </w:rPr>
-              <w:t>6</w:t>
             </w:r>
           </w:p>
         </w:tc>
@@ -1913,14 +1928,14 @@
         <w:tblW w:w="5000" w:type="pct"/>
       </w:tblPr>
       <w:tblGrid>
-        <w:gridCol w:w="3324"/>
-        <w:gridCol w:w="3324"/>
-        <w:gridCol w:w="3324"/>
+        <w:gridCol w:w="680"/>
+        <w:gridCol w:w="4536"/>
+        <w:gridCol w:w="4252"/>
       </w:tblGrid>
       <w:tr>
         <w:tc>
           <w:tcPr>
-            <w:tcW w:type="dxa" w:w="9972"/>
+            <w:tcW w:type="dxa" w:w="9468"/>
             <w:gridSpan w:val="3"/>
             <w:shd w:val="clear" w:color="auto" w:fill="D9D9D9"/>
           </w:tcPr>
@@ -1943,7 +1958,7 @@
       <w:tr>
         <w:tc>
           <w:tcPr>
-            <w:tcW w:type="dxa" w:w="3324"/>
+            <w:tcW w:type="dxa" w:w="680"/>
             <w:shd w:val="clear" w:color="auto" w:fill="D9D9D9"/>
           </w:tcPr>
           <w:p>
@@ -1963,7 +1978,7 @@
         </w:tc>
         <w:tc>
           <w:tcPr>
-            <w:tcW w:type="dxa" w:w="3324"/>
+            <w:tcW w:type="dxa" w:w="4536"/>
             <w:shd w:val="clear" w:color="auto" w:fill="D9D9D9"/>
           </w:tcPr>
           <w:p>
@@ -1983,7 +1998,7 @@
         </w:tc>
         <w:tc>
           <w:tcPr>
-            <w:tcW w:type="dxa" w:w="3324"/>
+            <w:tcW w:type="dxa" w:w="4252"/>
             <w:shd w:val="clear" w:color="auto" w:fill="D9D9D9"/>
           </w:tcPr>
           <w:p>
@@ -2005,7 +2020,7 @@
       <w:tr>
         <w:tc>
           <w:tcPr>
-            <w:tcW w:type="dxa" w:w="3324"/>
+            <w:tcW w:type="dxa" w:w="680"/>
           </w:tcPr>
           <w:p>
             <w:pPr>
@@ -2024,7 +2039,7 @@
         </w:tc>
         <w:tc>
           <w:tcPr>
-            <w:tcW w:type="dxa" w:w="3324"/>
+            <w:tcW w:type="dxa" w:w="4536"/>
           </w:tcPr>
           <w:p>
             <w:pPr>
@@ -2043,7 +2058,7 @@
         </w:tc>
         <w:tc>
           <w:tcPr>
-            <w:tcW w:type="dxa" w:w="3324"/>
+            <w:tcW w:type="dxa" w:w="4252"/>
           </w:tcPr>
           <w:p>
             <w:pPr>
@@ -2063,7 +2078,7 @@
       <w:tr>
         <w:tc>
           <w:tcPr>
-            <w:tcW w:type="dxa" w:w="3324"/>
+            <w:tcW w:type="dxa" w:w="680"/>
           </w:tcPr>
           <w:p>
             <w:pPr>
@@ -2082,7 +2097,7 @@
         </w:tc>
         <w:tc>
           <w:tcPr>
-            <w:tcW w:type="dxa" w:w="3324"/>
+            <w:tcW w:type="dxa" w:w="4536"/>
           </w:tcPr>
           <w:p>
             <w:pPr>
@@ -2101,7 +2116,7 @@
         </w:tc>
         <w:tc>
           <w:tcPr>
-            <w:tcW w:type="dxa" w:w="3324"/>
+            <w:tcW w:type="dxa" w:w="4252"/>
           </w:tcPr>
           <w:p>
             <w:pPr>
@@ -2121,7 +2136,7 @@
       <w:tr>
         <w:tc>
           <w:tcPr>
-            <w:tcW w:type="dxa" w:w="3324"/>
+            <w:tcW w:type="dxa" w:w="680"/>
           </w:tcPr>
           <w:p>
             <w:pPr>
@@ -2140,7 +2155,7 @@
         </w:tc>
         <w:tc>
           <w:tcPr>
-            <w:tcW w:type="dxa" w:w="3324"/>
+            <w:tcW w:type="dxa" w:w="4536"/>
           </w:tcPr>
           <w:p>
             <w:pPr>
@@ -2159,7 +2174,7 @@
         </w:tc>
         <w:tc>
           <w:tcPr>
-            <w:tcW w:type="dxa" w:w="3324"/>
+            <w:tcW w:type="dxa" w:w="4252"/>
           </w:tcPr>
           <w:p>
             <w:pPr>
@@ -2179,7 +2194,7 @@
       <w:tr>
         <w:tc>
           <w:tcPr>
-            <w:tcW w:type="dxa" w:w="3324"/>
+            <w:tcW w:type="dxa" w:w="680"/>
           </w:tcPr>
           <w:p>
             <w:pPr>
@@ -2198,7 +2213,7 @@
         </w:tc>
         <w:tc>
           <w:tcPr>
-            <w:tcW w:type="dxa" w:w="3324"/>
+            <w:tcW w:type="dxa" w:w="4536"/>
           </w:tcPr>
           <w:p>
             <w:pPr>
@@ -2217,7 +2232,7 @@
         </w:tc>
         <w:tc>
           <w:tcPr>
-            <w:tcW w:type="dxa" w:w="3324"/>
+            <w:tcW w:type="dxa" w:w="4252"/>
           </w:tcPr>
           <w:p>
             <w:pPr>
@@ -2237,7 +2252,7 @@
       <w:tr>
         <w:tc>
           <w:tcPr>
-            <w:tcW w:type="dxa" w:w="3324"/>
+            <w:tcW w:type="dxa" w:w="680"/>
           </w:tcPr>
           <w:p>
             <w:pPr>
@@ -2256,7 +2271,7 @@
         </w:tc>
         <w:tc>
           <w:tcPr>
-            <w:tcW w:type="dxa" w:w="3324"/>
+            <w:tcW w:type="dxa" w:w="4536"/>
           </w:tcPr>
           <w:p>
             <w:pPr>
@@ -2275,7 +2290,7 @@
         </w:tc>
         <w:tc>
           <w:tcPr>
-            <w:tcW w:type="dxa" w:w="3324"/>
+            <w:tcW w:type="dxa" w:w="4252"/>
           </w:tcPr>
           <w:p>
             <w:pPr>
@@ -2295,7 +2310,7 @@
       <w:tr>
         <w:tc>
           <w:tcPr>
-            <w:tcW w:type="dxa" w:w="3324"/>
+            <w:tcW w:type="dxa" w:w="680"/>
           </w:tcPr>
           <w:p>
             <w:pPr>
@@ -2314,7 +2329,7 @@
         </w:tc>
         <w:tc>
           <w:tcPr>
-            <w:tcW w:type="dxa" w:w="3324"/>
+            <w:tcW w:type="dxa" w:w="4536"/>
           </w:tcPr>
           <w:p>
             <w:pPr>
@@ -2333,7 +2348,7 @@
         </w:tc>
         <w:tc>
           <w:tcPr>
-            <w:tcW w:type="dxa" w:w="3324"/>
+            <w:tcW w:type="dxa" w:w="4252"/>
           </w:tcPr>
           <w:p>
             <w:pPr>
@@ -2353,7 +2368,7 @@
       <w:tr>
         <w:tc>
           <w:tcPr>
-            <w:tcW w:type="dxa" w:w="3324"/>
+            <w:tcW w:type="dxa" w:w="680"/>
           </w:tcPr>
           <w:p>
             <w:pPr>
@@ -2372,7 +2387,7 @@
         </w:tc>
         <w:tc>
           <w:tcPr>
-            <w:tcW w:type="dxa" w:w="3324"/>
+            <w:tcW w:type="dxa" w:w="4536"/>
           </w:tcPr>
           <w:p>
             <w:pPr>
@@ -2391,7 +2406,7 @@
         </w:tc>
         <w:tc>
           <w:tcPr>
-            <w:tcW w:type="dxa" w:w="3324"/>
+            <w:tcW w:type="dxa" w:w="4252"/>
           </w:tcPr>
           <w:p>
             <w:pPr>
@@ -2411,7 +2426,7 @@
       <w:tr>
         <w:tc>
           <w:tcPr>
-            <w:tcW w:type="dxa" w:w="3324"/>
+            <w:tcW w:type="dxa" w:w="680"/>
           </w:tcPr>
           <w:p>
             <w:pPr>
@@ -2430,7 +2445,7 @@
         </w:tc>
         <w:tc>
           <w:tcPr>
-            <w:tcW w:type="dxa" w:w="3324"/>
+            <w:tcW w:type="dxa" w:w="4536"/>
           </w:tcPr>
           <w:p>
             <w:pPr>
@@ -2449,7 +2464,7 @@
         </w:tc>
         <w:tc>
           <w:tcPr>
-            <w:tcW w:type="dxa" w:w="3324"/>
+            <w:tcW w:type="dxa" w:w="4252"/>
           </w:tcPr>
           <w:p>
             <w:pPr>
@@ -2469,7 +2484,7 @@
       <w:tr>
         <w:tc>
           <w:tcPr>
-            <w:tcW w:type="dxa" w:w="3324"/>
+            <w:tcW w:type="dxa" w:w="680"/>
           </w:tcPr>
           <w:p>
             <w:pPr>
@@ -2488,7 +2503,7 @@
         </w:tc>
         <w:tc>
           <w:tcPr>
-            <w:tcW w:type="dxa" w:w="3324"/>
+            <w:tcW w:type="dxa" w:w="4536"/>
           </w:tcPr>
           <w:p>
             <w:pPr>
@@ -2507,7 +2522,7 @@
         </w:tc>
         <w:tc>
           <w:tcPr>
-            <w:tcW w:type="dxa" w:w="3324"/>
+            <w:tcW w:type="dxa" w:w="4252"/>
           </w:tcPr>
           <w:p>
             <w:pPr>
@@ -2527,7 +2542,7 @@
       <w:tr>
         <w:tc>
           <w:tcPr>
-            <w:tcW w:type="dxa" w:w="3324"/>
+            <w:tcW w:type="dxa" w:w="680"/>
           </w:tcPr>
           <w:p>
             <w:pPr>
@@ -2546,7 +2561,7 @@
         </w:tc>
         <w:tc>
           <w:tcPr>
-            <w:tcW w:type="dxa" w:w="3324"/>
+            <w:tcW w:type="dxa" w:w="4536"/>
           </w:tcPr>
           <w:p>
             <w:pPr>
@@ -2565,7 +2580,7 @@
         </w:tc>
         <w:tc>
           <w:tcPr>
-            <w:tcW w:type="dxa" w:w="3324"/>
+            <w:tcW w:type="dxa" w:w="4252"/>
           </w:tcPr>
           <w:p>
             <w:pPr>
@@ -2585,7 +2600,7 @@
       <w:tr>
         <w:tc>
           <w:tcPr>
-            <w:tcW w:type="dxa" w:w="3324"/>
+            <w:tcW w:type="dxa" w:w="680"/>
           </w:tcPr>
           <w:p>
             <w:pPr>
@@ -2604,7 +2619,7 @@
         </w:tc>
         <w:tc>
           <w:tcPr>
-            <w:tcW w:type="dxa" w:w="3324"/>
+            <w:tcW w:type="dxa" w:w="4536"/>
           </w:tcPr>
           <w:p>
             <w:pPr>
@@ -2623,7 +2638,7 @@
         </w:tc>
         <w:tc>
           <w:tcPr>
-            <w:tcW w:type="dxa" w:w="3324"/>
+            <w:tcW w:type="dxa" w:w="4252"/>
           </w:tcPr>
           <w:p>
             <w:pPr>
@@ -2643,7 +2658,7 @@
       <w:tr>
         <w:tc>
           <w:tcPr>
-            <w:tcW w:type="dxa" w:w="3324"/>
+            <w:tcW w:type="dxa" w:w="680"/>
           </w:tcPr>
           <w:p>
             <w:pPr>
@@ -2662,7 +2677,7 @@
         </w:tc>
         <w:tc>
           <w:tcPr>
-            <w:tcW w:type="dxa" w:w="3324"/>
+            <w:tcW w:type="dxa" w:w="4536"/>
           </w:tcPr>
           <w:p>
             <w:pPr>
@@ -2681,7 +2696,7 @@
         </w:tc>
         <w:tc>
           <w:tcPr>
-            <w:tcW w:type="dxa" w:w="3324"/>
+            <w:tcW w:type="dxa" w:w="4252"/>
           </w:tcPr>
           <w:p>
             <w:pPr>
@@ -2701,7 +2716,7 @@
       <w:tr>
         <w:tc>
           <w:tcPr>
-            <w:tcW w:type="dxa" w:w="3324"/>
+            <w:tcW w:type="dxa" w:w="680"/>
           </w:tcPr>
           <w:p>
             <w:pPr>
@@ -2720,7 +2735,7 @@
         </w:tc>
         <w:tc>
           <w:tcPr>
-            <w:tcW w:type="dxa" w:w="3324"/>
+            <w:tcW w:type="dxa" w:w="4536"/>
           </w:tcPr>
           <w:p>
             <w:pPr>
@@ -2739,7 +2754,7 @@
         </w:tc>
         <w:tc>
           <w:tcPr>
-            <w:tcW w:type="dxa" w:w="3324"/>
+            <w:tcW w:type="dxa" w:w="4252"/>
           </w:tcPr>
           <w:p>
             <w:pPr>
@@ -2759,7 +2774,7 @@
       <w:tr>
         <w:tc>
           <w:tcPr>
-            <w:tcW w:type="dxa" w:w="3324"/>
+            <w:tcW w:type="dxa" w:w="680"/>
           </w:tcPr>
           <w:p>
             <w:pPr>
@@ -2778,7 +2793,7 @@
         </w:tc>
         <w:tc>
           <w:tcPr>
-            <w:tcW w:type="dxa" w:w="3324"/>
+            <w:tcW w:type="dxa" w:w="4536"/>
           </w:tcPr>
           <w:p>
             <w:pPr>
@@ -2797,7 +2812,7 @@
         </w:tc>
         <w:tc>
           <w:tcPr>
-            <w:tcW w:type="dxa" w:w="3324"/>
+            <w:tcW w:type="dxa" w:w="4252"/>
           </w:tcPr>
           <w:p>
             <w:pPr>
@@ -2817,7 +2832,7 @@
       <w:tr>
         <w:tc>
           <w:tcPr>
-            <w:tcW w:type="dxa" w:w="3324"/>
+            <w:tcW w:type="dxa" w:w="680"/>
           </w:tcPr>
           <w:p>
             <w:pPr>
@@ -2836,7 +2851,7 @@
         </w:tc>
         <w:tc>
           <w:tcPr>
-            <w:tcW w:type="dxa" w:w="3324"/>
+            <w:tcW w:type="dxa" w:w="4536"/>
           </w:tcPr>
           <w:p>
             <w:pPr>
@@ -2855,7 +2870,7 @@
         </w:tc>
         <w:tc>
           <w:tcPr>
-            <w:tcW w:type="dxa" w:w="3324"/>
+            <w:tcW w:type="dxa" w:w="4252"/>
           </w:tcPr>
           <w:p>
             <w:pPr>
@@ -2875,7 +2890,7 @@
       <w:tr>
         <w:tc>
           <w:tcPr>
-            <w:tcW w:type="dxa" w:w="3324"/>
+            <w:tcW w:type="dxa" w:w="680"/>
           </w:tcPr>
           <w:p>
             <w:pPr>
@@ -2894,7 +2909,7 @@
         </w:tc>
         <w:tc>
           <w:tcPr>
-            <w:tcW w:type="dxa" w:w="3324"/>
+            <w:tcW w:type="dxa" w:w="4536"/>
           </w:tcPr>
           <w:p>
             <w:pPr>
@@ -2913,7 +2928,7 @@
         </w:tc>
         <w:tc>
           <w:tcPr>
-            <w:tcW w:type="dxa" w:w="3324"/>
+            <w:tcW w:type="dxa" w:w="4252"/>
           </w:tcPr>
           <w:p>
             <w:pPr>
@@ -3336,6 +3351,7 @@
                 <w:i w:val="0"/>
                 <w:sz w:val="22"/>
               </w:rPr>
+              <w:t>Kryteria oceny; prezentacja projektu i dokumentacji (60%); aktywność na zajęciach (10%); kolokwium końcowe (30%)</w:t>
             </w:r>
           </w:p>
         </w:tc>
@@ -3394,6 +3410,7 @@
                 <w:i w:val="0"/>
                 <w:sz w:val="22"/>
               </w:rPr>
+              <w:t>Kryteria oceny; prezentacja projektu i dokumentacji (60%); aktywność na zajęciach (10%); kolokwium końcowe (30%)</w:t>
             </w:r>
           </w:p>
         </w:tc>
@@ -3451,6 +3468,7 @@
                 <w:i w:val="0"/>
                 <w:sz w:val="22"/>
               </w:rPr>
+              <w:t>Kryteria oceny; prezentacja projektu i dokumentacji (60%); aktywność na zajęciach (10%); kolokwium końcowe (30%)</w:t>
             </w:r>
           </w:p>
         </w:tc>
@@ -3508,6 +3526,7 @@
                 <w:i w:val="0"/>
                 <w:sz w:val="22"/>
               </w:rPr>
+              <w:t>Kryteria oceny; prezentacja projektu i dokumentacji (60%); aktywność na zajęciach (10%); kolokwium końcowe (30%)</w:t>
             </w:r>
           </w:p>
         </w:tc>
@@ -3565,6 +3584,7 @@
                 <w:i w:val="0"/>
                 <w:sz w:val="22"/>
               </w:rPr>
+              <w:t>Kryteria oceny; prezentacja projektu i dokumentacji (60%); aktywność na zajęciach (10%); kolokwium końcowe (30%)</w:t>
             </w:r>
           </w:p>
         </w:tc>
@@ -3728,6 +3748,7 @@
                 <w:i w:val="0"/>
                 <w:sz w:val="22"/>
               </w:rPr>
+              <w:t>Kryteria oceny; prezentacja projektu i dokumentacji (60%); aktywność na zajęciach (10%); kolokwium końcowe (30%)</w:t>
             </w:r>
           </w:p>
         </w:tc>
@@ -3785,6 +3806,7 @@
                 <w:i w:val="0"/>
                 <w:sz w:val="22"/>
               </w:rPr>
+              <w:t>Kryteria oceny; prezentacja projektu i dokumentacji (60%); aktywność na zajęciach (10%); kolokwium końcowe (30%)</w:t>
             </w:r>
           </w:p>
         </w:tc>
@@ -3842,6 +3864,7 @@
                 <w:i w:val="0"/>
                 <w:sz w:val="22"/>
               </w:rPr>
+              <w:t>Kryteria oceny; prezentacja projektu i dokumentacji (60%); aktywność na zajęciach (10%); kolokwium końcowe (30%)</w:t>
             </w:r>
           </w:p>
         </w:tc>
@@ -3899,6 +3922,7 @@
                 <w:i w:val="0"/>
                 <w:sz w:val="22"/>
               </w:rPr>
+              <w:t>Kryteria oceny; prezentacja projektu i dokumentacji (60%); aktywność na zajęciach (10%); kolokwium końcowe (30%)</w:t>
             </w:r>
           </w:p>
         </w:tc>
@@ -4060,6 +4084,7 @@
                 <w:i w:val="0"/>
                 <w:sz w:val="22"/>
               </w:rPr>
+              <w:t>Kryteria oceny; prezentacja projektu i dokumentacji (60%); aktywność na zajęciach (10%); kolokwium końcowe (30%)</w:t>
             </w:r>
           </w:p>
         </w:tc>
@@ -4116,6 +4141,7 @@
                 <w:i w:val="0"/>
                 <w:sz w:val="22"/>
               </w:rPr>
+              <w:t>Kryteria oceny; prezentacja projektu i dokumentacji (60%); aktywność na zajęciach (10%); kolokwium końcowe (30%)</w:t>
             </w:r>
           </w:p>
         </w:tc>
@@ -4172,6 +4198,7 @@
                 <w:i w:val="0"/>
                 <w:sz w:val="22"/>
               </w:rPr>
+              <w:t>Kryteria oceny; prezentacja projektu i dokumentacji (60%); aktywność na zajęciach (10%); kolokwium końcowe (30%)</w:t>
             </w:r>
           </w:p>
         </w:tc>
@@ -4277,62 +4304,6 @@
                 <w:sz w:val="16"/>
               </w:rPr>
               <w:t>Wyposażenie specjalistyczne konieczne do realizacji przedmiotu</w:t>
-            </w:r>
-          </w:p>
-        </w:tc>
-      </w:tr>
-      <w:tr>
-        <w:tc>
-          <w:tcPr>
-            <w:tcW w:type="dxa" w:w="3324"/>
-          </w:tcPr>
-          <w:p>
-            <w:pPr>
-              <w:spacing w:before="20" w:after="20"/>
-            </w:pPr>
-            <w:r>
-              <w:rPr>
-                <w:rFonts w:ascii="Aptos" w:hAnsi="Aptos"/>
-                <w:b w:val="0"/>
-                <w:i w:val="0"/>
-                <w:sz w:val="22"/>
-              </w:rPr>
-            </w:r>
-          </w:p>
-        </w:tc>
-        <w:tc>
-          <w:tcPr>
-            <w:tcW w:type="dxa" w:w="3324"/>
-          </w:tcPr>
-          <w:p>
-            <w:pPr>
-              <w:spacing w:before="20" w:after="20"/>
-            </w:pPr>
-            <w:r>
-              <w:rPr>
-                <w:rFonts w:ascii="Aptos" w:hAnsi="Aptos"/>
-                <w:b w:val="0"/>
-                <w:i w:val="0"/>
-                <w:sz w:val="22"/>
-              </w:rPr>
-            </w:r>
-          </w:p>
-        </w:tc>
-        <w:tc>
-          <w:tcPr>
-            <w:tcW w:type="dxa" w:w="3324"/>
-          </w:tcPr>
-          <w:p>
-            <w:pPr>
-              <w:spacing w:before="20" w:after="20"/>
-            </w:pPr>
-            <w:r>
-              <w:rPr>
-                <w:rFonts w:ascii="Aptos" w:hAnsi="Aptos"/>
-                <w:b w:val="0"/>
-                <w:i w:val="0"/>
-                <w:sz w:val="22"/>
-              </w:rPr>
             </w:r>
           </w:p>
         </w:tc>

--- a/public/assets/files/niestacjonarne/PRI.docx
+++ b/public/assets/files/niestacjonarne/PRI.docx
@@ -1156,6 +1156,7 @@
                 <w:i w:val="0"/>
                 <w:sz w:val="22"/>
               </w:rPr>
+              <w:t>Projektowanie systemu informacyjnego z użyciem narzędzi CASE; tworzenie diagramów UML i dokumentacji; przygotowanie do kolokwium końcowego; prezentacja projektu.</w:t>
             </w:r>
           </w:p>
         </w:tc>
@@ -1266,7 +1267,97 @@
           <w:tcPr>
             <w:tcW w:type="dxa" w:w="9972"/>
           </w:tcPr>
-          <w:p/>
+          <w:p>
+            <w:pPr>
+              <w:spacing w:before="20" w:after="20"/>
+            </w:pPr>
+            <w:r>
+              <w:rPr>
+                <w:rFonts w:ascii="Aptos" w:hAnsi="Aptos"/>
+                <w:b/>
+                <w:sz w:val="22"/>
+              </w:rPr>
+              <w:t>Wykład:</w:t>
+            </w:r>
+          </w:p>
+          <w:p>
+            <w:pPr>
+              <w:spacing w:before="20" w:after="20"/>
+            </w:pPr>
+            <w:r>
+              <w:rPr>
+                <w:rFonts w:ascii="Aptos" w:hAnsi="Aptos"/>
+                <w:b w:val="0"/>
+                <w:sz w:val="22"/>
+              </w:rPr>
+              <w:t>• wykład z prezentacją multimedialną</w:t>
+            </w:r>
+          </w:p>
+          <w:p>
+            <w:pPr>
+              <w:spacing w:before="20" w:after="20"/>
+            </w:pPr>
+            <w:r>
+              <w:rPr>
+                <w:rFonts w:ascii="Aptos" w:hAnsi="Aptos"/>
+                <w:b w:val="0"/>
+                <w:sz w:val="22"/>
+              </w:rPr>
+              <w:t>• wykład konwersatoryjny (z elementami dyskusji)</w:t>
+            </w:r>
+          </w:p>
+          <w:p>
+            <w:pPr>
+              <w:spacing w:before="20" w:after="20"/>
+            </w:pPr>
+            <w:r>
+              <w:rPr>
+                <w:rFonts w:ascii="Aptos" w:hAnsi="Aptos"/>
+                <w:b/>
+                <w:sz w:val="22"/>
+              </w:rPr>
+              <w:t>Ćwiczenia / Laboratorium:</w:t>
+            </w:r>
+          </w:p>
+          <w:p>
+            <w:pPr>
+              <w:spacing w:before="20" w:after="20"/>
+            </w:pPr>
+            <w:r>
+              <w:rPr>
+                <w:rFonts w:ascii="Aptos" w:hAnsi="Aptos"/>
+                <w:b w:val="0"/>
+                <w:sz w:val="22"/>
+              </w:rPr>
+              <w:t>• metoda projektów (projekt praktyczny)</w:t>
+            </w:r>
+          </w:p>
+          <w:p>
+            <w:pPr>
+              <w:spacing w:before="20" w:after="20"/>
+            </w:pPr>
+            <w:r>
+              <w:rPr>
+                <w:rFonts w:ascii="Aptos" w:hAnsi="Aptos"/>
+                <w:b w:val="0"/>
+                <w:sz w:val="22"/>
+              </w:rPr>
+              <w:t>• praca w grupach</w:t>
+            </w:r>
+          </w:p>
+          <w:p>
+            <w:pPr>
+              <w:spacing w:before="20" w:after="20"/>
+            </w:pPr>
+            <w:r>
+              <w:rPr>
+                <w:rFonts w:ascii="Aptos" w:hAnsi="Aptos"/>
+                <w:b w:val="0"/>
+                <w:sz w:val="22"/>
+              </w:rPr>
+              <w:t>• studia przypadków z bazy studiów przypadków opracowanych przez firmy MŚP lub będące efektem staży</w:t>
+            </w:r>
+          </w:p>
         </w:tc>
       </w:tr>
     </w:tbl>
@@ -1515,45 +1606,10 @@
             <w:r>
               <w:rPr>
                 <w:rFonts w:ascii="Aptos" w:hAnsi="Aptos"/>
+                <w:b w:val="0"/>
+                <w:i w:val="0"/>
                 <w:sz w:val="22"/>
               </w:rPr>
-              <w:t>1. Kryteria oceny</w:t>
-            </w:r>
-          </w:p>
-          <w:p>
-            <w:pPr>
-              <w:spacing w:before="20" w:after="20"/>
-            </w:pPr>
-            <w:r>
-              <w:rPr>
-                <w:rFonts w:ascii="Aptos" w:hAnsi="Aptos"/>
-                <w:sz w:val="22"/>
-              </w:rPr>
-              <w:t>2. prezentacja projektu i dokumentacji (60%)</w:t>
-            </w:r>
-          </w:p>
-          <w:p>
-            <w:pPr>
-              <w:spacing w:before="20" w:after="20"/>
-            </w:pPr>
-            <w:r>
-              <w:rPr>
-                <w:rFonts w:ascii="Aptos" w:hAnsi="Aptos"/>
-                <w:sz w:val="22"/>
-              </w:rPr>
-              <w:t>3. aktywność na zajęciach (10%)</w:t>
-            </w:r>
-          </w:p>
-          <w:p>
-            <w:pPr>
-              <w:spacing w:before="20" w:after="20"/>
-            </w:pPr>
-            <w:r>
-              <w:rPr>
-                <w:rFonts w:ascii="Aptos" w:hAnsi="Aptos"/>
-                <w:sz w:val="22"/>
-              </w:rPr>
-              <w:t>4. kolokwium końcowe (30%)</w:t>
             </w:r>
           </w:p>
         </w:tc>
@@ -1570,7 +1626,7 @@
                 <w:rFonts w:ascii="Aptos" w:hAnsi="Aptos"/>
                 <w:sz w:val="22"/>
               </w:rPr>
-              <w:t>1. Kryteria oceny</w:t>
+              <w:t>1. prezentacja projektu i dokumentacji</w:t>
             </w:r>
           </w:p>
           <w:p>
@@ -1582,7 +1638,7 @@
                 <w:rFonts w:ascii="Aptos" w:hAnsi="Aptos"/>
                 <w:sz w:val="22"/>
               </w:rPr>
-              <w:t>2. prezentacja projektu i dokumentacji (60%)</w:t>
+              <w:t>2. kolokwium końcowe</w:t>
             </w:r>
           </w:p>
           <w:p>
@@ -1594,19 +1650,7 @@
                 <w:rFonts w:ascii="Aptos" w:hAnsi="Aptos"/>
                 <w:sz w:val="22"/>
               </w:rPr>
-              <w:t>3. aktywność na zajęciach (10%)</w:t>
-            </w:r>
-          </w:p>
-          <w:p>
-            <w:pPr>
-              <w:spacing w:before="20" w:after="20"/>
-            </w:pPr>
-            <w:r>
-              <w:rPr>
-                <w:rFonts w:ascii="Aptos" w:hAnsi="Aptos"/>
-                <w:sz w:val="22"/>
-              </w:rPr>
-              <w:t>4. kolokwium końcowe (30%)</w:t>
+              <w:t>3. ocena pracy podczas ćwiczenia</w:t>
             </w:r>
           </w:p>
         </w:tc>
@@ -3351,7 +3395,7 @@
                 <w:i w:val="0"/>
                 <w:sz w:val="22"/>
               </w:rPr>
-              <w:t>Kryteria oceny; prezentacja projektu i dokumentacji (60%); aktywność na zajęciach (10%); kolokwium końcowe (30%)</w:t>
+              <w:t>prezentacja projektu i dokumentacji; kolokwium końcowe; ocena pracy podczas ćwiczenia</w:t>
             </w:r>
           </w:p>
         </w:tc>
@@ -3410,7 +3454,7 @@
                 <w:i w:val="0"/>
                 <w:sz w:val="22"/>
               </w:rPr>
-              <w:t>Kryteria oceny; prezentacja projektu i dokumentacji (60%); aktywność na zajęciach (10%); kolokwium końcowe (30%)</w:t>
+              <w:t>prezentacja projektu i dokumentacji; kolokwium końcowe; ocena pracy podczas ćwiczenia</w:t>
             </w:r>
           </w:p>
         </w:tc>
@@ -3468,7 +3512,7 @@
                 <w:i w:val="0"/>
                 <w:sz w:val="22"/>
               </w:rPr>
-              <w:t>Kryteria oceny; prezentacja projektu i dokumentacji (60%); aktywność na zajęciach (10%); kolokwium końcowe (30%)</w:t>
+              <w:t>prezentacja projektu i dokumentacji; kolokwium końcowe; ocena pracy podczas ćwiczenia</w:t>
             </w:r>
           </w:p>
         </w:tc>
@@ -3526,7 +3570,7 @@
                 <w:i w:val="0"/>
                 <w:sz w:val="22"/>
               </w:rPr>
-              <w:t>Kryteria oceny; prezentacja projektu i dokumentacji (60%); aktywność na zajęciach (10%); kolokwium końcowe (30%)</w:t>
+              <w:t>prezentacja projektu i dokumentacji; kolokwium końcowe; ocena pracy podczas ćwiczenia</w:t>
             </w:r>
           </w:p>
         </w:tc>
@@ -3584,7 +3628,7 @@
                 <w:i w:val="0"/>
                 <w:sz w:val="22"/>
               </w:rPr>
-              <w:t>Kryteria oceny; prezentacja projektu i dokumentacji (60%); aktywność na zajęciach (10%); kolokwium końcowe (30%)</w:t>
+              <w:t>prezentacja projektu i dokumentacji; kolokwium końcowe; ocena pracy podczas ćwiczenia</w:t>
             </w:r>
           </w:p>
         </w:tc>
@@ -3748,7 +3792,7 @@
                 <w:i w:val="0"/>
                 <w:sz w:val="22"/>
               </w:rPr>
-              <w:t>Kryteria oceny; prezentacja projektu i dokumentacji (60%); aktywność na zajęciach (10%); kolokwium końcowe (30%)</w:t>
+              <w:t>prezentacja projektu i dokumentacji; kolokwium końcowe; ocena pracy podczas ćwiczenia</w:t>
             </w:r>
           </w:p>
         </w:tc>
@@ -3806,7 +3850,7 @@
                 <w:i w:val="0"/>
                 <w:sz w:val="22"/>
               </w:rPr>
-              <w:t>Kryteria oceny; prezentacja projektu i dokumentacji (60%); aktywność na zajęciach (10%); kolokwium końcowe (30%)</w:t>
+              <w:t>prezentacja projektu i dokumentacji; kolokwium końcowe; ocena pracy podczas ćwiczenia</w:t>
             </w:r>
           </w:p>
         </w:tc>
@@ -3864,7 +3908,7 @@
                 <w:i w:val="0"/>
                 <w:sz w:val="22"/>
               </w:rPr>
-              <w:t>Kryteria oceny; prezentacja projektu i dokumentacji (60%); aktywność na zajęciach (10%); kolokwium końcowe (30%)</w:t>
+              <w:t>prezentacja projektu i dokumentacji; kolokwium końcowe; ocena pracy podczas ćwiczenia</w:t>
             </w:r>
           </w:p>
         </w:tc>
@@ -3922,7 +3966,7 @@
                 <w:i w:val="0"/>
                 <w:sz w:val="22"/>
               </w:rPr>
-              <w:t>Kryteria oceny; prezentacja projektu i dokumentacji (60%); aktywność na zajęciach (10%); kolokwium końcowe (30%)</w:t>
+              <w:t>prezentacja projektu i dokumentacji; kolokwium końcowe; ocena pracy podczas ćwiczenia</w:t>
             </w:r>
           </w:p>
         </w:tc>
@@ -4084,7 +4128,7 @@
                 <w:i w:val="0"/>
                 <w:sz w:val="22"/>
               </w:rPr>
-              <w:t>Kryteria oceny; prezentacja projektu i dokumentacji (60%); aktywność na zajęciach (10%); kolokwium końcowe (30%)</w:t>
+              <w:t>prezentacja projektu i dokumentacji; kolokwium końcowe; ocena pracy podczas ćwiczenia</w:t>
             </w:r>
           </w:p>
         </w:tc>
@@ -4141,7 +4185,7 @@
                 <w:i w:val="0"/>
                 <w:sz w:val="22"/>
               </w:rPr>
-              <w:t>Kryteria oceny; prezentacja projektu i dokumentacji (60%); aktywność na zajęciach (10%); kolokwium końcowe (30%)</w:t>
+              <w:t>prezentacja projektu i dokumentacji; kolokwium końcowe; ocena pracy podczas ćwiczenia</w:t>
             </w:r>
           </w:p>
         </w:tc>
@@ -4198,7 +4242,7 @@
                 <w:i w:val="0"/>
                 <w:sz w:val="22"/>
               </w:rPr>
-              <w:t>Kryteria oceny; prezentacja projektu i dokumentacji (60%); aktywność na zajęciach (10%); kolokwium końcowe (30%)</w:t>
+              <w:t>prezentacja projektu i dokumentacji; kolokwium końcowe; ocena pracy podczas ćwiczenia</w:t>
             </w:r>
           </w:p>
         </w:tc>

--- a/public/assets/files/niestacjonarne/PRI.docx
+++ b/public/assets/files/niestacjonarne/PRI.docx
@@ -3395,7 +3395,122 @@
                 <w:i w:val="0"/>
                 <w:sz w:val="22"/>
               </w:rPr>
-              <w:t>prezentacja projektu i dokumentacji; kolokwium końcowe; ocena pracy podczas ćwiczenia</w:t>
+            </w:r>
+          </w:p>
+        </w:tc>
+      </w:tr>
+      <w:tr>
+        <w:tc>
+          <w:tcPr>
+            <w:tcW w:type="dxa" w:w="3324"/>
+          </w:tcPr>
+          <w:p>
+            <w:pPr>
+              <w:spacing w:before="20" w:after="20"/>
+            </w:pPr>
+            <w:r>
+              <w:rPr>
+                <w:rFonts w:ascii="Aptos" w:hAnsi="Aptos"/>
+                <w:b w:val="0"/>
+                <w:i w:val="0"/>
+                <w:sz w:val="22"/>
+              </w:rPr>
+              <w:t>K_W14</w:t>
+            </w:r>
+          </w:p>
+        </w:tc>
+        <w:tc>
+          <w:tcPr>
+            <w:tcW w:type="dxa" w:w="3324"/>
+          </w:tcPr>
+          <w:p>
+            <w:pPr>
+              <w:spacing w:before="20" w:after="20"/>
+            </w:pPr>
+            <w:r>
+              <w:rPr>
+                <w:rFonts w:ascii="Aptos" w:hAnsi="Aptos"/>
+                <w:b w:val="0"/>
+                <w:i w:val="0"/>
+                <w:sz w:val="22"/>
+              </w:rPr>
+              <w:t>Student zna i rozumie składnię rdzeniowych diagramów języka UML</w:t>
+            </w:r>
+          </w:p>
+        </w:tc>
+        <w:tc>
+          <w:tcPr>
+            <w:tcW w:type="dxa" w:w="3324"/>
+          </w:tcPr>
+          <w:p>
+            <w:pPr>
+              <w:spacing w:before="20" w:after="20"/>
+            </w:pPr>
+            <w:r>
+              <w:rPr>
+                <w:rFonts w:ascii="Aptos" w:hAnsi="Aptos"/>
+                <w:b w:val="0"/>
+                <w:i w:val="0"/>
+                <w:sz w:val="22"/>
+              </w:rPr>
+            </w:r>
+          </w:p>
+        </w:tc>
+      </w:tr>
+      <w:tr>
+        <w:tc>
+          <w:tcPr>
+            <w:tcW w:type="dxa" w:w="3324"/>
+          </w:tcPr>
+          <w:p>
+            <w:pPr>
+              <w:spacing w:before="20" w:after="20"/>
+            </w:pPr>
+            <w:r>
+              <w:rPr>
+                <w:rFonts w:ascii="Aptos" w:hAnsi="Aptos"/>
+                <w:b w:val="0"/>
+                <w:i w:val="0"/>
+                <w:sz w:val="22"/>
+              </w:rPr>
+              <w:t>K_W14</w:t>
+            </w:r>
+          </w:p>
+        </w:tc>
+        <w:tc>
+          <w:tcPr>
+            <w:tcW w:type="dxa" w:w="3324"/>
+          </w:tcPr>
+          <w:p>
+            <w:pPr>
+              <w:spacing w:before="20" w:after="20"/>
+            </w:pPr>
+            <w:r>
+              <w:rPr>
+                <w:rFonts w:ascii="Aptos" w:hAnsi="Aptos"/>
+                <w:b w:val="0"/>
+                <w:i w:val="0"/>
+                <w:sz w:val="22"/>
+              </w:rPr>
+              <w:t>Student zna i rozumie ograniczenia występujące w procesie wytwarzania oprogramowania</w:t>
+            </w:r>
+          </w:p>
+        </w:tc>
+        <w:tc>
+          <w:tcPr>
+            <w:tcW w:type="dxa" w:w="3324"/>
+          </w:tcPr>
+          <w:p>
+            <w:pPr>
+              <w:spacing w:before="20" w:after="20"/>
+            </w:pPr>
+            <w:r>
+              <w:rPr>
+                <w:rFonts w:ascii="Aptos" w:hAnsi="Aptos"/>
+                <w:b w:val="0"/>
+                <w:i w:val="0"/>
+                <w:sz w:val="22"/>
+              </w:rPr>
             </w:r>
           </w:p>
         </w:tc>
@@ -3435,7 +3550,7 @@
                 <w:i w:val="0"/>
                 <w:sz w:val="22"/>
               </w:rPr>
-              <w:t>Student zna i rozumie składnię rdzeniowych diagramów języka UML</w:t>
+              <w:t>Student rozumie wagę wymagań systemowych w procesie wytwarzania oprogramowania</w:t>
             </w:r>
           </w:p>
         </w:tc>
@@ -3454,7 +3569,6 @@
                 <w:i w:val="0"/>
                 <w:sz w:val="22"/>
               </w:rPr>
-              <w:t>prezentacja projektu i dokumentacji; kolokwium końcowe; ocena pracy podczas ćwiczenia</w:t>
             </w:r>
           </w:p>
         </w:tc>
@@ -3475,122 +3589,7 @@
                 <w:i w:val="0"/>
                 <w:sz w:val="22"/>
               </w:rPr>
-            </w:r>
-          </w:p>
-        </w:tc>
-        <w:tc>
-          <w:tcPr>
-            <w:tcW w:type="dxa" w:w="3324"/>
-          </w:tcPr>
-          <w:p>
-            <w:pPr>
-              <w:spacing w:before="20" w:after="20"/>
-            </w:pPr>
-            <w:r>
-              <w:rPr>
-                <w:rFonts w:ascii="Aptos" w:hAnsi="Aptos"/>
-                <w:b w:val="0"/>
-                <w:i w:val="0"/>
-                <w:sz w:val="22"/>
-              </w:rPr>
-              <w:t>Student zna i rozumie ograniczenia występujące w procesie wytwarzania oprogramowania</w:t>
-            </w:r>
-          </w:p>
-        </w:tc>
-        <w:tc>
-          <w:tcPr>
-            <w:tcW w:type="dxa" w:w="3324"/>
-          </w:tcPr>
-          <w:p>
-            <w:pPr>
-              <w:spacing w:before="20" w:after="20"/>
-            </w:pPr>
-            <w:r>
-              <w:rPr>
-                <w:rFonts w:ascii="Aptos" w:hAnsi="Aptos"/>
-                <w:b w:val="0"/>
-                <w:i w:val="0"/>
-                <w:sz w:val="22"/>
-              </w:rPr>
-              <w:t>prezentacja projektu i dokumentacji; kolokwium końcowe; ocena pracy podczas ćwiczenia</w:t>
-            </w:r>
-          </w:p>
-        </w:tc>
-      </w:tr>
-      <w:tr>
-        <w:tc>
-          <w:tcPr>
-            <w:tcW w:type="dxa" w:w="3324"/>
-          </w:tcPr>
-          <w:p>
-            <w:pPr>
-              <w:spacing w:before="20" w:after="20"/>
-            </w:pPr>
-            <w:r>
-              <w:rPr>
-                <w:rFonts w:ascii="Aptos" w:hAnsi="Aptos"/>
-                <w:b w:val="0"/>
-                <w:i w:val="0"/>
-                <w:sz w:val="22"/>
-              </w:rPr>
-            </w:r>
-          </w:p>
-        </w:tc>
-        <w:tc>
-          <w:tcPr>
-            <w:tcW w:type="dxa" w:w="3324"/>
-          </w:tcPr>
-          <w:p>
-            <w:pPr>
-              <w:spacing w:before="20" w:after="20"/>
-            </w:pPr>
-            <w:r>
-              <w:rPr>
-                <w:rFonts w:ascii="Aptos" w:hAnsi="Aptos"/>
-                <w:b w:val="0"/>
-                <w:i w:val="0"/>
-                <w:sz w:val="22"/>
-              </w:rPr>
-              <w:t>Student rozumie wagę wymagań systemowych w procesie wytwarzania oprogramowania</w:t>
-            </w:r>
-          </w:p>
-        </w:tc>
-        <w:tc>
-          <w:tcPr>
-            <w:tcW w:type="dxa" w:w="3324"/>
-          </w:tcPr>
-          <w:p>
-            <w:pPr>
-              <w:spacing w:before="20" w:after="20"/>
-            </w:pPr>
-            <w:r>
-              <w:rPr>
-                <w:rFonts w:ascii="Aptos" w:hAnsi="Aptos"/>
-                <w:b w:val="0"/>
-                <w:i w:val="0"/>
-                <w:sz w:val="22"/>
-              </w:rPr>
-              <w:t>prezentacja projektu i dokumentacji; kolokwium końcowe; ocena pracy podczas ćwiczenia</w:t>
-            </w:r>
-          </w:p>
-        </w:tc>
-      </w:tr>
-      <w:tr>
-        <w:tc>
-          <w:tcPr>
-            <w:tcW w:type="dxa" w:w="3324"/>
-          </w:tcPr>
-          <w:p>
-            <w:pPr>
-              <w:spacing w:before="20" w:after="20"/>
-            </w:pPr>
-            <w:r>
-              <w:rPr>
-                <w:rFonts w:ascii="Aptos" w:hAnsi="Aptos"/>
-                <w:b w:val="0"/>
-                <w:i w:val="0"/>
-                <w:sz w:val="22"/>
-              </w:rPr>
+              <w:t>K_W15</w:t>
             </w:r>
           </w:p>
         </w:tc>
@@ -3628,7 +3627,6 @@
                 <w:i w:val="0"/>
                 <w:sz w:val="22"/>
               </w:rPr>
-              <w:t>prezentacja projektu i dokumentacji; kolokwium końcowe; ocena pracy podczas ćwiczenia</w:t>
             </w:r>
           </w:p>
         </w:tc>
@@ -3754,7 +3752,7 @@
                 <w:i w:val="0"/>
                 <w:sz w:val="22"/>
               </w:rPr>
-              <w:t>K_U20</w:t>
+              <w:t>K_U19</w:t>
             </w:r>
           </w:p>
         </w:tc>
@@ -3792,7 +3790,7 @@
                 <w:i w:val="0"/>
                 <w:sz w:val="22"/>
               </w:rPr>
-              <w:t>prezentacja projektu i dokumentacji; kolokwium końcowe; ocena pracy podczas ćwiczenia</w:t>
+              <w:t>prezentacja projektu i dokumentacji, kolokwium końcowe, ocena pracy podczas ćwiczenia</w:t>
             </w:r>
           </w:p>
         </w:tc>
@@ -3813,6 +3811,7 @@
                 <w:i w:val="0"/>
                 <w:sz w:val="22"/>
               </w:rPr>
+              <w:t>K_U20</w:t>
             </w:r>
           </w:p>
         </w:tc>
@@ -3850,7 +3849,7 @@
                 <w:i w:val="0"/>
                 <w:sz w:val="22"/>
               </w:rPr>
-              <w:t>prezentacja projektu i dokumentacji; kolokwium końcowe; ocena pracy podczas ćwiczenia</w:t>
+              <w:t>prezentacja projektu i dokumentacji, kolokwium końcowe, ocena pracy podczas ćwiczenia</w:t>
             </w:r>
           </w:p>
         </w:tc>
@@ -3871,6 +3870,7 @@
                 <w:i w:val="0"/>
                 <w:sz w:val="22"/>
               </w:rPr>
+              <w:t>K_U20</w:t>
             </w:r>
           </w:p>
         </w:tc>
@@ -3908,7 +3908,7 @@
                 <w:i w:val="0"/>
                 <w:sz w:val="22"/>
               </w:rPr>
-              <w:t>prezentacja projektu i dokumentacji; kolokwium końcowe; ocena pracy podczas ćwiczenia</w:t>
+              <w:t>prezentacja projektu i dokumentacji, kolokwium końcowe, ocena pracy podczas ćwiczenia</w:t>
             </w:r>
           </w:p>
         </w:tc>
@@ -3929,6 +3929,7 @@
                 <w:i w:val="0"/>
                 <w:sz w:val="22"/>
               </w:rPr>
+              <w:t>K_U20</w:t>
             </w:r>
           </w:p>
         </w:tc>
@@ -3966,7 +3967,7 @@
                 <w:i w:val="0"/>
                 <w:sz w:val="22"/>
               </w:rPr>
-              <w:t>prezentacja projektu i dokumentacji; kolokwium końcowe; ocena pracy podczas ćwiczenia</w:t>
+              <w:t>prezentacja projektu i dokumentacji, kolokwium końcowe, ocena pracy podczas ćwiczenia</w:t>
             </w:r>
           </w:p>
         </w:tc>
@@ -4128,121 +4129,6 @@
                 <w:i w:val="0"/>
                 <w:sz w:val="22"/>
               </w:rPr>
-              <w:t>prezentacja projektu i dokumentacji; kolokwium końcowe; ocena pracy podczas ćwiczenia</w:t>
-            </w:r>
-          </w:p>
-        </w:tc>
-      </w:tr>
-      <w:tr>
-        <w:tc>
-          <w:tcPr>
-            <w:tcW w:type="dxa" w:w="3324"/>
-          </w:tcPr>
-          <w:p>
-            <w:pPr>
-              <w:spacing w:before="20" w:after="20"/>
-            </w:pPr>
-            <w:r>
-              <w:rPr>
-                <w:rFonts w:ascii="Aptos" w:hAnsi="Aptos"/>
-                <w:b w:val="0"/>
-                <w:i w:val="0"/>
-                <w:sz w:val="22"/>
-              </w:rPr>
-            </w:r>
-          </w:p>
-        </w:tc>
-        <w:tc>
-          <w:tcPr>
-            <w:tcW w:type="dxa" w:w="3324"/>
-          </w:tcPr>
-          <w:p>
-            <w:pPr>
-              <w:spacing w:before="20" w:after="20"/>
-            </w:pPr>
-            <w:r>
-              <w:rPr>
-                <w:rFonts w:ascii="Aptos" w:hAnsi="Aptos"/>
-                <w:b w:val="0"/>
-                <w:i w:val="0"/>
-                <w:sz w:val="22"/>
-              </w:rPr>
-            </w:r>
-          </w:p>
-        </w:tc>
-        <w:tc>
-          <w:tcPr>
-            <w:tcW w:type="dxa" w:w="3324"/>
-          </w:tcPr>
-          <w:p>
-            <w:pPr>
-              <w:spacing w:before="20" w:after="20"/>
-            </w:pPr>
-            <w:r>
-              <w:rPr>
-                <w:rFonts w:ascii="Aptos" w:hAnsi="Aptos"/>
-                <w:b w:val="0"/>
-                <w:i w:val="0"/>
-                <w:sz w:val="22"/>
-              </w:rPr>
-              <w:t>prezentacja projektu i dokumentacji; kolokwium końcowe; ocena pracy podczas ćwiczenia</w:t>
-            </w:r>
-          </w:p>
-        </w:tc>
-      </w:tr>
-      <w:tr>
-        <w:tc>
-          <w:tcPr>
-            <w:tcW w:type="dxa" w:w="3324"/>
-          </w:tcPr>
-          <w:p>
-            <w:pPr>
-              <w:spacing w:before="20" w:after="20"/>
-            </w:pPr>
-            <w:r>
-              <w:rPr>
-                <w:rFonts w:ascii="Aptos" w:hAnsi="Aptos"/>
-                <w:b w:val="0"/>
-                <w:i w:val="0"/>
-                <w:sz w:val="22"/>
-              </w:rPr>
-            </w:r>
-          </w:p>
-        </w:tc>
-        <w:tc>
-          <w:tcPr>
-            <w:tcW w:type="dxa" w:w="3324"/>
-          </w:tcPr>
-          <w:p>
-            <w:pPr>
-              <w:spacing w:before="20" w:after="20"/>
-            </w:pPr>
-            <w:r>
-              <w:rPr>
-                <w:rFonts w:ascii="Aptos" w:hAnsi="Aptos"/>
-                <w:b w:val="0"/>
-                <w:i w:val="0"/>
-                <w:sz w:val="22"/>
-              </w:rPr>
-            </w:r>
-          </w:p>
-        </w:tc>
-        <w:tc>
-          <w:tcPr>
-            <w:tcW w:type="dxa" w:w="3324"/>
-          </w:tcPr>
-          <w:p>
-            <w:pPr>
-              <w:spacing w:before="20" w:after="20"/>
-            </w:pPr>
-            <w:r>
-              <w:rPr>
-                <w:rFonts w:ascii="Aptos" w:hAnsi="Aptos"/>
-                <w:b w:val="0"/>
-                <w:i w:val="0"/>
-                <w:sz w:val="22"/>
-              </w:rPr>
-              <w:t>prezentacja projektu i dokumentacji; kolokwium końcowe; ocena pracy podczas ćwiczenia</w:t>
             </w:r>
           </w:p>
         </w:tc>

--- a/public/assets/files/niestacjonarne/PRI.docx
+++ b/public/assets/files/niestacjonarne/PRI.docx
@@ -1973,14 +1973,13 @@
       </w:tblPr>
       <w:tblGrid>
         <w:gridCol w:w="680"/>
-        <w:gridCol w:w="4536"/>
-        <w:gridCol w:w="4252"/>
+        <w:gridCol w:w="8788"/>
       </w:tblGrid>
       <w:tr>
         <w:tc>
           <w:tcPr>
             <w:tcW w:type="dxa" w:w="9468"/>
-            <w:gridSpan w:val="3"/>
+            <w:gridSpan w:val="2"/>
             <w:shd w:val="clear" w:color="auto" w:fill="D9D9D9"/>
           </w:tcPr>
           <w:p>
@@ -2022,7 +2021,7 @@
         </w:tc>
         <w:tc>
           <w:tcPr>
-            <w:tcW w:type="dxa" w:w="4536"/>
+            <w:tcW w:type="dxa" w:w="8788"/>
             <w:shd w:val="clear" w:color="auto" w:fill="D9D9D9"/>
           </w:tcPr>
           <w:p>
@@ -2036,27 +2035,7 @@
                 <w:i w:val="0"/>
                 <w:sz w:val="16"/>
               </w:rPr>
-              <w:t>Wykład</w:t>
-            </w:r>
-          </w:p>
-        </w:tc>
-        <w:tc>
-          <w:tcPr>
-            <w:tcW w:type="dxa" w:w="4252"/>
-            <w:shd w:val="clear" w:color="auto" w:fill="D9D9D9"/>
-          </w:tcPr>
-          <w:p>
-            <w:pPr>
-              <w:spacing w:before="20" w:after="20"/>
-            </w:pPr>
-            <w:r>
-              <w:rPr>
-                <w:rFonts w:ascii="Aptos" w:hAnsi="Aptos"/>
-                <w:b/>
-                <w:i w:val="0"/>
-                <w:sz w:val="16"/>
-              </w:rPr>
-              <w:t>Ćwiczenia / Laboratorium / Pracownia</w:t>
+              <w:t>Treści programowe</w:t>
             </w:r>
           </w:p>
         </w:tc>
@@ -2083,7 +2062,7 @@
         </w:tc>
         <w:tc>
           <w:tcPr>
-            <w:tcW w:type="dxa" w:w="4536"/>
+            <w:tcW w:type="dxa" w:w="8788"/>
           </w:tcPr>
           <w:p>
             <w:pPr>
@@ -2097,24 +2076,6 @@
                 <w:sz w:val="22"/>
               </w:rPr>
               <w:t>Pojęcia i metody inżynierii oprogramowania. Cykl życia produktu informatycznego</w:t>
-            </w:r>
-          </w:p>
-        </w:tc>
-        <w:tc>
-          <w:tcPr>
-            <w:tcW w:type="dxa" w:w="4252"/>
-          </w:tcPr>
-          <w:p>
-            <w:pPr>
-              <w:spacing w:before="20" w:after="20"/>
-            </w:pPr>
-            <w:r>
-              <w:rPr>
-                <w:rFonts w:ascii="Aptos" w:hAnsi="Aptos"/>
-                <w:b w:val="0"/>
-                <w:i w:val="0"/>
-                <w:sz w:val="22"/>
-              </w:rPr>
             </w:r>
           </w:p>
         </w:tc>
@@ -2141,7 +2102,7 @@
         </w:tc>
         <w:tc>
           <w:tcPr>
-            <w:tcW w:type="dxa" w:w="4536"/>
+            <w:tcW w:type="dxa" w:w="8788"/>
           </w:tcPr>
           <w:p>
             <w:pPr>
@@ -2155,24 +2116,6 @@
                 <w:sz w:val="22"/>
               </w:rPr>
               <w:t>Faza przedprojektowa i planowanie projektu; Dokument Założeń Wstępnych (DZW)</w:t>
-            </w:r>
-          </w:p>
-        </w:tc>
-        <w:tc>
-          <w:tcPr>
-            <w:tcW w:type="dxa" w:w="4252"/>
-          </w:tcPr>
-          <w:p>
-            <w:pPr>
-              <w:spacing w:before="20" w:after="20"/>
-            </w:pPr>
-            <w:r>
-              <w:rPr>
-                <w:rFonts w:ascii="Aptos" w:hAnsi="Aptos"/>
-                <w:b w:val="0"/>
-                <w:i w:val="0"/>
-                <w:sz w:val="22"/>
-              </w:rPr>
             </w:r>
           </w:p>
         </w:tc>
@@ -2199,7 +2142,7 @@
         </w:tc>
         <w:tc>
           <w:tcPr>
-            <w:tcW w:type="dxa" w:w="4536"/>
+            <w:tcW w:type="dxa" w:w="8788"/>
           </w:tcPr>
           <w:p>
             <w:pPr>
@@ -2213,24 +2156,6 @@
                 <w:sz w:val="22"/>
               </w:rPr>
               <w:t>Inżynieria wymagań; pojęcie wymagania; kategorie i przykłady wymagań. Specyfikacja wymagań i dokument Specyfikacji Wymagań Systemowych (SWS)</w:t>
-            </w:r>
-          </w:p>
-        </w:tc>
-        <w:tc>
-          <w:tcPr>
-            <w:tcW w:type="dxa" w:w="4252"/>
-          </w:tcPr>
-          <w:p>
-            <w:pPr>
-              <w:spacing w:before="20" w:after="20"/>
-            </w:pPr>
-            <w:r>
-              <w:rPr>
-                <w:rFonts w:ascii="Aptos" w:hAnsi="Aptos"/>
-                <w:b w:val="0"/>
-                <w:i w:val="0"/>
-                <w:sz w:val="22"/>
-              </w:rPr>
             </w:r>
           </w:p>
         </w:tc>
@@ -2257,7 +2182,7 @@
         </w:tc>
         <w:tc>
           <w:tcPr>
-            <w:tcW w:type="dxa" w:w="4536"/>
+            <w:tcW w:type="dxa" w:w="8788"/>
           </w:tcPr>
           <w:p>
             <w:pPr>
@@ -2271,24 +2196,6 @@
                 <w:sz w:val="22"/>
               </w:rPr>
               <w:t>Praktyczne przykłady konstrukcji SWS</w:t>
-            </w:r>
-          </w:p>
-        </w:tc>
-        <w:tc>
-          <w:tcPr>
-            <w:tcW w:type="dxa" w:w="4252"/>
-          </w:tcPr>
-          <w:p>
-            <w:pPr>
-              <w:spacing w:before="20" w:after="20"/>
-            </w:pPr>
-            <w:r>
-              <w:rPr>
-                <w:rFonts w:ascii="Aptos" w:hAnsi="Aptos"/>
-                <w:b w:val="0"/>
-                <w:i w:val="0"/>
-                <w:sz w:val="22"/>
-              </w:rPr>
             </w:r>
           </w:p>
         </w:tc>
@@ -2315,7 +2222,7 @@
         </w:tc>
         <w:tc>
           <w:tcPr>
-            <w:tcW w:type="dxa" w:w="4536"/>
+            <w:tcW w:type="dxa" w:w="8788"/>
           </w:tcPr>
           <w:p>
             <w:pPr>
@@ -2329,24 +2236,6 @@
                 <w:sz w:val="22"/>
               </w:rPr>
               <w:t>Cechy narządzi CASE. Enterprise Architect</w:t>
-            </w:r>
-          </w:p>
-        </w:tc>
-        <w:tc>
-          <w:tcPr>
-            <w:tcW w:type="dxa" w:w="4252"/>
-          </w:tcPr>
-          <w:p>
-            <w:pPr>
-              <w:spacing w:before="20" w:after="20"/>
-            </w:pPr>
-            <w:r>
-              <w:rPr>
-                <w:rFonts w:ascii="Aptos" w:hAnsi="Aptos"/>
-                <w:b w:val="0"/>
-                <w:i w:val="0"/>
-                <w:sz w:val="22"/>
-              </w:rPr>
             </w:r>
           </w:p>
         </w:tc>
@@ -2373,7 +2262,7 @@
         </w:tc>
         <w:tc>
           <w:tcPr>
-            <w:tcW w:type="dxa" w:w="4536"/>
+            <w:tcW w:type="dxa" w:w="8788"/>
           </w:tcPr>
           <w:p>
             <w:pPr>
@@ -2387,24 +2276,6 @@
                 <w:sz w:val="22"/>
               </w:rPr>
               <w:t>Graficzne techniki modelowania wymagań systemowych na przykładzie diagramów wymagań systemowych języka SysML. Strukturyzacja złożonych modeli z wykorzystaniem pakietów</w:t>
-            </w:r>
-          </w:p>
-        </w:tc>
-        <w:tc>
-          <w:tcPr>
-            <w:tcW w:type="dxa" w:w="4252"/>
-          </w:tcPr>
-          <w:p>
-            <w:pPr>
-              <w:spacing w:before="20" w:after="20"/>
-            </w:pPr>
-            <w:r>
-              <w:rPr>
-                <w:rFonts w:ascii="Aptos" w:hAnsi="Aptos"/>
-                <w:b w:val="0"/>
-                <w:i w:val="0"/>
-                <w:sz w:val="22"/>
-              </w:rPr>
             </w:r>
           </w:p>
         </w:tc>
@@ -2431,7 +2302,7 @@
         </w:tc>
         <w:tc>
           <w:tcPr>
-            <w:tcW w:type="dxa" w:w="4536"/>
+            <w:tcW w:type="dxa" w:w="8788"/>
           </w:tcPr>
           <w:p>
             <w:pPr>
@@ -2445,24 +2316,6 @@
                 <w:sz w:val="22"/>
               </w:rPr>
               <w:t>Model przypadków użycia</w:t>
-            </w:r>
-          </w:p>
-        </w:tc>
-        <w:tc>
-          <w:tcPr>
-            <w:tcW w:type="dxa" w:w="4252"/>
-          </w:tcPr>
-          <w:p>
-            <w:pPr>
-              <w:spacing w:before="20" w:after="20"/>
-            </w:pPr>
-            <w:r>
-              <w:rPr>
-                <w:rFonts w:ascii="Aptos" w:hAnsi="Aptos"/>
-                <w:b w:val="0"/>
-                <w:i w:val="0"/>
-                <w:sz w:val="22"/>
-              </w:rPr>
             </w:r>
           </w:p>
         </w:tc>
@@ -2489,7 +2342,7 @@
         </w:tc>
         <w:tc>
           <w:tcPr>
-            <w:tcW w:type="dxa" w:w="4536"/>
+            <w:tcW w:type="dxa" w:w="8788"/>
           </w:tcPr>
           <w:p>
             <w:pPr>
@@ -2503,24 +2356,6 @@
                 <w:sz w:val="22"/>
               </w:rPr>
               <w:t>Praktyka modelowania i specyfikacji przypadków użycia. Techniki specyfikacji scenariuszy przypadków użycia</w:t>
-            </w:r>
-          </w:p>
-        </w:tc>
-        <w:tc>
-          <w:tcPr>
-            <w:tcW w:type="dxa" w:w="4252"/>
-          </w:tcPr>
-          <w:p>
-            <w:pPr>
-              <w:spacing w:before="20" w:after="20"/>
-            </w:pPr>
-            <w:r>
-              <w:rPr>
-                <w:rFonts w:ascii="Aptos" w:hAnsi="Aptos"/>
-                <w:b w:val="0"/>
-                <w:i w:val="0"/>
-                <w:sz w:val="22"/>
-              </w:rPr>
             </w:r>
           </w:p>
         </w:tc>
@@ -2547,7 +2382,7 @@
         </w:tc>
         <w:tc>
           <w:tcPr>
-            <w:tcW w:type="dxa" w:w="4536"/>
+            <w:tcW w:type="dxa" w:w="8788"/>
           </w:tcPr>
           <w:p>
             <w:pPr>
@@ -2561,24 +2396,6 @@
                 <w:sz w:val="22"/>
               </w:rPr>
               <w:t>Modelowanie dynamiki systemu w języku UML – wprowadzenie. Techniki modelowania interakcji w systemie</w:t>
-            </w:r>
-          </w:p>
-        </w:tc>
-        <w:tc>
-          <w:tcPr>
-            <w:tcW w:type="dxa" w:w="4252"/>
-          </w:tcPr>
-          <w:p>
-            <w:pPr>
-              <w:spacing w:before="20" w:after="20"/>
-            </w:pPr>
-            <w:r>
-              <w:rPr>
-                <w:rFonts w:ascii="Aptos" w:hAnsi="Aptos"/>
-                <w:b w:val="0"/>
-                <w:i w:val="0"/>
-                <w:sz w:val="22"/>
-              </w:rPr>
             </w:r>
           </w:p>
         </w:tc>
@@ -2605,7 +2422,7 @@
         </w:tc>
         <w:tc>
           <w:tcPr>
-            <w:tcW w:type="dxa" w:w="4536"/>
+            <w:tcW w:type="dxa" w:w="8788"/>
           </w:tcPr>
           <w:p>
             <w:pPr>
@@ -2619,24 +2436,6 @@
                 <w:sz w:val="22"/>
               </w:rPr>
               <w:t>Diagramy sekwencji UML jako uniwersalna technika modelowania interakcji pomiędzy składowymi systemu</w:t>
-            </w:r>
-          </w:p>
-        </w:tc>
-        <w:tc>
-          <w:tcPr>
-            <w:tcW w:type="dxa" w:w="4252"/>
-          </w:tcPr>
-          <w:p>
-            <w:pPr>
-              <w:spacing w:before="20" w:after="20"/>
-            </w:pPr>
-            <w:r>
-              <w:rPr>
-                <w:rFonts w:ascii="Aptos" w:hAnsi="Aptos"/>
-                <w:b w:val="0"/>
-                <w:i w:val="0"/>
-                <w:sz w:val="22"/>
-              </w:rPr>
             </w:r>
           </w:p>
         </w:tc>
@@ -2663,7 +2462,7 @@
         </w:tc>
         <w:tc>
           <w:tcPr>
-            <w:tcW w:type="dxa" w:w="4536"/>
+            <w:tcW w:type="dxa" w:w="8788"/>
           </w:tcPr>
           <w:p>
             <w:pPr>
@@ -2677,24 +2476,6 @@
                 <w:sz w:val="22"/>
               </w:rPr>
               <w:t>Alternatywne techniki modelowania interakcje na przykładzie diagramu komunikacji. Wstęp do transformacji w narzędziu Enterprise Architect</w:t>
-            </w:r>
-          </w:p>
-        </w:tc>
-        <w:tc>
-          <w:tcPr>
-            <w:tcW w:type="dxa" w:w="4252"/>
-          </w:tcPr>
-          <w:p>
-            <w:pPr>
-              <w:spacing w:before="20" w:after="20"/>
-            </w:pPr>
-            <w:r>
-              <w:rPr>
-                <w:rFonts w:ascii="Aptos" w:hAnsi="Aptos"/>
-                <w:b w:val="0"/>
-                <w:i w:val="0"/>
-                <w:sz w:val="22"/>
-              </w:rPr>
             </w:r>
           </w:p>
         </w:tc>
@@ -2721,7 +2502,7 @@
         </w:tc>
         <w:tc>
           <w:tcPr>
-            <w:tcW w:type="dxa" w:w="4536"/>
+            <w:tcW w:type="dxa" w:w="8788"/>
           </w:tcPr>
           <w:p>
             <w:pPr>
@@ -2735,24 +2516,6 @@
                 <w:sz w:val="22"/>
               </w:rPr>
               <w:t>Specyfikowanie przypadków użycia z wykorzystaniem diagramów czynności</w:t>
-            </w:r>
-          </w:p>
-        </w:tc>
-        <w:tc>
-          <w:tcPr>
-            <w:tcW w:type="dxa" w:w="4252"/>
-          </w:tcPr>
-          <w:p>
-            <w:pPr>
-              <w:spacing w:before="20" w:after="20"/>
-            </w:pPr>
-            <w:r>
-              <w:rPr>
-                <w:rFonts w:ascii="Aptos" w:hAnsi="Aptos"/>
-                <w:b w:val="0"/>
-                <w:i w:val="0"/>
-                <w:sz w:val="22"/>
-              </w:rPr>
             </w:r>
           </w:p>
         </w:tc>
@@ -2779,7 +2542,7 @@
         </w:tc>
         <w:tc>
           <w:tcPr>
-            <w:tcW w:type="dxa" w:w="4536"/>
+            <w:tcW w:type="dxa" w:w="8788"/>
           </w:tcPr>
           <w:p>
             <w:pPr>
@@ -2793,24 +2556,6 @@
                 <w:sz w:val="22"/>
               </w:rPr>
               <w:t>Modelowanie struktury systemu: obiekty, klasy, właściwości klasy, dziedziczenie, polimorfizm, agregacja. Wyrażanie struktury systemu w języku UML</w:t>
-            </w:r>
-          </w:p>
-        </w:tc>
-        <w:tc>
-          <w:tcPr>
-            <w:tcW w:type="dxa" w:w="4252"/>
-          </w:tcPr>
-          <w:p>
-            <w:pPr>
-              <w:spacing w:before="20" w:after="20"/>
-            </w:pPr>
-            <w:r>
-              <w:rPr>
-                <w:rFonts w:ascii="Aptos" w:hAnsi="Aptos"/>
-                <w:b w:val="0"/>
-                <w:i w:val="0"/>
-                <w:sz w:val="22"/>
-              </w:rPr>
             </w:r>
           </w:p>
         </w:tc>
@@ -2837,7 +2582,7 @@
         </w:tc>
         <w:tc>
           <w:tcPr>
-            <w:tcW w:type="dxa" w:w="4536"/>
+            <w:tcW w:type="dxa" w:w="8788"/>
           </w:tcPr>
           <w:p>
             <w:pPr>
@@ -2851,24 +2596,6 @@
                 <w:sz w:val="22"/>
               </w:rPr>
               <w:t>Zaawansowane przykłady modelowania diagramu klas UML</w:t>
-            </w:r>
-          </w:p>
-        </w:tc>
-        <w:tc>
-          <w:tcPr>
-            <w:tcW w:type="dxa" w:w="4252"/>
-          </w:tcPr>
-          <w:p>
-            <w:pPr>
-              <w:spacing w:before="20" w:after="20"/>
-            </w:pPr>
-            <w:r>
-              <w:rPr>
-                <w:rFonts w:ascii="Aptos" w:hAnsi="Aptos"/>
-                <w:b w:val="0"/>
-                <w:i w:val="0"/>
-                <w:sz w:val="22"/>
-              </w:rPr>
             </w:r>
           </w:p>
         </w:tc>
@@ -2895,7 +2622,7 @@
         </w:tc>
         <w:tc>
           <w:tcPr>
-            <w:tcW w:type="dxa" w:w="4536"/>
+            <w:tcW w:type="dxa" w:w="8788"/>
           </w:tcPr>
           <w:p>
             <w:pPr>
@@ -2909,24 +2636,6 @@
                 <w:sz w:val="22"/>
               </w:rPr>
               <w:t>Przekształcanie modeli klas w kod szkieletowy, modele w wybranych frameworkach i trwałe struktury bazodanowe w narzędziu Enterprise Architect</w:t>
-            </w:r>
-          </w:p>
-        </w:tc>
-        <w:tc>
-          <w:tcPr>
-            <w:tcW w:type="dxa" w:w="4252"/>
-          </w:tcPr>
-          <w:p>
-            <w:pPr>
-              <w:spacing w:before="20" w:after="20"/>
-            </w:pPr>
-            <w:r>
-              <w:rPr>
-                <w:rFonts w:ascii="Aptos" w:hAnsi="Aptos"/>
-                <w:b w:val="0"/>
-                <w:i w:val="0"/>
-                <w:sz w:val="22"/>
-              </w:rPr>
             </w:r>
           </w:p>
         </w:tc>
@@ -2953,7 +2662,7 @@
         </w:tc>
         <w:tc>
           <w:tcPr>
-            <w:tcW w:type="dxa" w:w="4536"/>
+            <w:tcW w:type="dxa" w:w="8788"/>
           </w:tcPr>
           <w:p>
             <w:pPr>
@@ -2967,24 +2676,6 @@
                 <w:sz w:val="22"/>
               </w:rPr>
               <w:t>Diagramy maszyny stanowej jako technika zarządzania złożonością</w:t>
-            </w:r>
-          </w:p>
-        </w:tc>
-        <w:tc>
-          <w:tcPr>
-            <w:tcW w:type="dxa" w:w="4252"/>
-          </w:tcPr>
-          <w:p>
-            <w:pPr>
-              <w:spacing w:before="20" w:after="20"/>
-            </w:pPr>
-            <w:r>
-              <w:rPr>
-                <w:rFonts w:ascii="Aptos" w:hAnsi="Aptos"/>
-                <w:b w:val="0"/>
-                <w:i w:val="0"/>
-                <w:sz w:val="22"/>
-              </w:rPr>
             </w:r>
           </w:p>
         </w:tc>

--- a/public/assets/files/niestacjonarne/PRI.docx
+++ b/public/assets/files/niestacjonarne/PRI.docx
@@ -315,7 +315,7 @@
                 <w:i w:val="0"/>
                 <w:sz w:val="22"/>
               </w:rPr>
-              <w:t>6</w:t>
+              <w:t>4</w:t>
             </w:r>
           </w:p>
         </w:tc>
@@ -1093,7 +1093,7 @@
                 <w:i w:val="0"/>
                 <w:sz w:val="22"/>
               </w:rPr>
-              <w:t>118</w:t>
+              <w:t>68</w:t>
             </w:r>
           </w:p>
         </w:tc>
@@ -1113,7 +1113,7 @@
                 <w:i w:val="0"/>
                 <w:sz w:val="22"/>
               </w:rPr>
-              <w:t>4.7</w:t>
+              <w:t>2.7</w:t>
             </w:r>
           </w:p>
         </w:tc>
